--- a/tare_Demo_Test_Scripts.docx
+++ b/tare_Demo_Test_Scripts.docx
@@ -1415,7 +1415,7 @@
           </w:tcPr>
           <w:p>
             <w:r>
-              <w:t>The returned bin appears at stage “Returned to Kitchen” with the full lifecycle strip.</w:t>
+              <w:t>The returned bin appears with a read-only 6-step Cleaning Guide (Returned to Kitchen → Washing → Washed → Drying → Dried → Clean).</w:t>
             </w:r>
           </w:p>
         </w:tc>
@@ -1437,7 +1437,7 @@
           </w:tcPr>
           <w:p>
             <w:r>
-              <w:t>Click Advance repeatedly: Washing Pending → Washed → Drying → Dried → Clean / Ready for Filling.</w:t>
+              <w:t>Read/follow the guide, then click “Mark as Cleaned — Ready for Filling” (single click).</w:t>
             </w:r>
           </w:p>
         </w:tc>
@@ -1447,7 +1447,7 @@
           </w:tcPr>
           <w:p>
             <w:r>
-              <w:t>Each click advances one stage. At the final stage the bin returns to the spare pool (visible in Bin Storage) ready for the next fill.</w:t>
+              <w:t>All lifecycle steps complete at once. The bin returns to the spare pool (visible in Bin Storage) ready for the next fill.</w:t>
             </w:r>
           </w:p>
         </w:tc>
@@ -2988,7 +2988,7 @@
         <w:pStyle w:val="ListBullet"/>
       </w:pPr>
       <w:r>
-        <w:t>Dirty bin lifecycle: Returned from Machine → Returned to Kitchen → Washing → … → Clean / Ready for Filling (back in spare pool).</w:t>
+        <w:t>Dirty bin flow: Returned from Machine → Returned to Kitchen → one-click “Mark as Cleaned” → Clean / Ready for Filling (back in spare pool); guide steps shown on screen.</w:t>
       </w:r>
     </w:p>
     <w:p>

--- a/tare_Demo_Test_Scripts.docx
+++ b/tare_Demo_Test_Scripts.docx
@@ -1980,7 +1980,7 @@
           </w:tcPr>
           <w:p>
             <w:r>
-              <w:t>Today’s 11-step checklist opens — already 3/11 completed with photos (pre-seeded demo).</w:t>
+              <w:t>Today’s 12-step checklist opens (incl. Blending Area + Blender Jar / Blender Unit Cleaning) — already 3 steps completed with photos (pre-seeded demo).</w:t>
             </w:r>
           </w:p>
         </w:tc>
